--- a/diploma/documents/ВКР/версии и фрагменты/приложение Д.docx
+++ b/diploma/documents/ВКР/версии и фрагменты/приложение Д.docx
@@ -327,7 +327,7 @@
           <w:noProof/>
           <w:webHidden/>
         </w:rPr>
-        <w:t>82</w:t>
+        <w:t>80</w:t>
       </w:r>
       <w:r>
         <w:rPr>
@@ -402,7 +402,7 @@
             <w:noProof/>
             <w:webHidden/>
           </w:rPr>
-          <w:t>83</w:t>
+          <w:t>81</w:t>
         </w:r>
         <w:r>
           <w:rPr>
@@ -471,7 +471,7 @@
             <w:noProof/>
             <w:webHidden/>
           </w:rPr>
-          <w:t>83</w:t>
+          <w:t>81</w:t>
         </w:r>
         <w:r>
           <w:rPr>
@@ -540,7 +540,7 @@
             <w:noProof/>
             <w:webHidden/>
           </w:rPr>
-          <w:t>83</w:t>
+          <w:t>81</w:t>
         </w:r>
         <w:r>
           <w:rPr>
@@ -609,7 +609,7 @@
             <w:noProof/>
             <w:webHidden/>
           </w:rPr>
-          <w:t>83</w:t>
+          <w:t>81</w:t>
         </w:r>
         <w:r>
           <w:rPr>
@@ -678,7 +678,7 @@
             <w:noProof/>
             <w:webHidden/>
           </w:rPr>
-          <w:t>85</w:t>
+          <w:t>83</w:t>
         </w:r>
         <w:r>
           <w:rPr>
@@ -747,7 +747,7 @@
             <w:noProof/>
             <w:webHidden/>
           </w:rPr>
-          <w:t>85</w:t>
+          <w:t>83</w:t>
         </w:r>
         <w:r>
           <w:rPr>
@@ -816,7 +816,7 @@
             <w:noProof/>
             <w:webHidden/>
           </w:rPr>
-          <w:t>85</w:t>
+          <w:t>83</w:t>
         </w:r>
         <w:r>
           <w:rPr>
@@ -885,7 +885,7 @@
             <w:noProof/>
             <w:webHidden/>
           </w:rPr>
-          <w:t>87</w:t>
+          <w:t>85</w:t>
         </w:r>
         <w:r>
           <w:rPr>
@@ -954,7 +954,7 @@
             <w:noProof/>
             <w:webHidden/>
           </w:rPr>
-          <w:t>87</w:t>
+          <w:t>85</w:t>
         </w:r>
         <w:r>
           <w:rPr>
@@ -1023,7 +1023,7 @@
             <w:noProof/>
             <w:webHidden/>
           </w:rPr>
-          <w:t>87</w:t>
+          <w:t>85</w:t>
         </w:r>
         <w:r>
           <w:rPr>
@@ -1092,7 +1092,7 @@
             <w:noProof/>
             <w:webHidden/>
           </w:rPr>
-          <w:t>88</w:t>
+          <w:t>86</w:t>
         </w:r>
         <w:r>
           <w:rPr>
@@ -1161,7 +1161,7 @@
             <w:noProof/>
             <w:webHidden/>
           </w:rPr>
-          <w:t>89</w:t>
+          <w:t>87</w:t>
         </w:r>
         <w:r>
           <w:rPr>
@@ -1230,7 +1230,7 @@
             <w:noProof/>
             <w:webHidden/>
           </w:rPr>
-          <w:t>89</w:t>
+          <w:t>87</w:t>
         </w:r>
         <w:r>
           <w:rPr>
@@ -1299,7 +1299,7 @@
             <w:noProof/>
             <w:webHidden/>
           </w:rPr>
-          <w:t>90</w:t>
+          <w:t>88</w:t>
         </w:r>
         <w:r>
           <w:rPr>
@@ -1368,7 +1368,7 @@
             <w:noProof/>
             <w:webHidden/>
           </w:rPr>
-          <w:t>90</w:t>
+          <w:t>88</w:t>
         </w:r>
         <w:r>
           <w:rPr>
@@ -1437,7 +1437,7 @@
             <w:noProof/>
             <w:webHidden/>
           </w:rPr>
-          <w:t>91</w:t>
+          <w:t>89</w:t>
         </w:r>
         <w:r>
           <w:rPr>
@@ -1506,7 +1506,7 @@
             <w:noProof/>
             <w:webHidden/>
           </w:rPr>
-          <w:t>91</w:t>
+          <w:t>89</w:t>
         </w:r>
         <w:r>
           <w:rPr>
@@ -1575,7 +1575,7 @@
             <w:noProof/>
             <w:webHidden/>
           </w:rPr>
-          <w:t>92</w:t>
+          <w:t>90</w:t>
         </w:r>
         <w:r>
           <w:rPr>
@@ -1644,7 +1644,7 @@
             <w:noProof/>
             <w:webHidden/>
           </w:rPr>
-          <w:t>94</w:t>
+          <w:t>92</w:t>
         </w:r>
         <w:r>
           <w:rPr>
@@ -1697,7 +1697,15 @@
         <w:t>Doc2Onto</w:t>
       </w:r>
       <w:r>
-        <w:t xml:space="preserve"> — настольным приложением для автоматизированного пополнения онтологической модели кафедры знаниями, извлекаемыми из документов учебно-организационной деятельности. Документ описывает развёртывание системы, последовательность действий оператора при типовых сценариях эксплуатации (загрузка и обработка документа, создание и редактирование шаблона извлечения, ручное редактирование чернового графа, работа с онтологической моделью, откат и переобработка документов) и виды диагностических сообщений системы. Документ оформлен в соответствии с требованиями ЕСПД (ГОСТ 19.505-79, ГОСТ 19.105-78).</w:t>
+        <w:t xml:space="preserve"> — настольным приложением для автоматизированного пополнения онтологической модели кафедры знаниями, извлекаемыми из документов учебно-организационной деятельности. Документ описывает развёртывание системы, последовательность действий оператора при типовых сценариях эксплуатации (загрузка и обработка документа, создание и редактирование шаблона извлечения, ручное редактирование чернового графа, работа с онтологической моделью, откат и </w:t>
+      </w:r>
+      <w:proofErr w:type="spellStart"/>
+      <w:r>
+        <w:t>переобработка</w:t>
+      </w:r>
+      <w:proofErr w:type="spellEnd"/>
+      <w:r>
+        <w:t xml:space="preserve"> документов) и виды диагностических сообщений системы. Документ оформлен в соответствии с требованиями ЕСПД (ГОСТ 19.505-79, ГОСТ 19.105-78).</w:t>
       </w:r>
     </w:p>
     <w:p>
@@ -1937,7 +1945,15 @@
         <w:jc w:val="both"/>
       </w:pPr>
       <w:r>
-        <w:t>откат документа — удаление всех ассоциированных с ним фактов из общей модели с автоматической пересборкой состояния.</w:t>
+        <w:t xml:space="preserve">откат документа — удаление всех ассоциированных с ним фактов из общей модели с автоматической </w:t>
+      </w:r>
+      <w:proofErr w:type="spellStart"/>
+      <w:r>
+        <w:t>пересборкой</w:t>
+      </w:r>
+      <w:proofErr w:type="spellEnd"/>
+      <w:r>
+        <w:t xml:space="preserve"> состояния.</w:t>
       </w:r>
     </w:p>
     <w:p>
@@ -1992,7 +2008,15 @@
         <w:jc w:val="both"/>
       </w:pPr>
       <w:r>
-        <w:t>персональный компьютер с процессором уровня не ниже Intel Core i5 / AMD Ryzen 5;</w:t>
+        <w:t xml:space="preserve">персональный компьютер с процессором уровня не ниже Intel Core i5 / AMD </w:t>
+      </w:r>
+      <w:proofErr w:type="spellStart"/>
+      <w:r>
+        <w:t>Ryzen</w:t>
+      </w:r>
+      <w:proofErr w:type="spellEnd"/>
+      <w:r>
+        <w:t xml:space="preserve"> 5;</w:t>
       </w:r>
     </w:p>
     <w:p>
@@ -2056,8 +2080,13 @@
         <w:ind w:left="0" w:firstLine="709"/>
         <w:jc w:val="both"/>
       </w:pPr>
-      <w:r>
-        <w:t>LibreOffice либо установленный Microsoft Word (для преобразования документов формата DOC);</w:t>
+      <w:proofErr w:type="spellStart"/>
+      <w:r>
+        <w:t>LibreOffice</w:t>
+      </w:r>
+      <w:proofErr w:type="spellEnd"/>
+      <w:r>
+        <w:t xml:space="preserve"> либо установленный Microsoft Word (для преобразования документов формата DOC);</w:t>
       </w:r>
     </w:p>
     <w:p>
@@ -2070,7 +2099,15 @@
         <w:jc w:val="both"/>
       </w:pPr>
       <w:r>
-        <w:t>сетевое подключение к Интернету для обращения к программному интерфейсу OpenAI и веб-сервису ConvertAPI;</w:t>
+        <w:t xml:space="preserve">сетевое подключение к Интернету для обращения к программному интерфейсу OpenAI и веб-сервису </w:t>
+      </w:r>
+      <w:proofErr w:type="spellStart"/>
+      <w:r>
+        <w:t>ConvertAPI</w:t>
+      </w:r>
+      <w:proofErr w:type="spellEnd"/>
+      <w:r>
+        <w:t>;</w:t>
       </w:r>
     </w:p>
     <w:p>
@@ -2125,7 +2162,15 @@
         <w:t>технический специалист</w:t>
       </w:r>
       <w:r>
-        <w:t xml:space="preserve"> — осуществляет первичное развёртывание системы (создание виртуального окружения Python, установка зависимостей, конфигурация ключей доступа к внешним сервисам, установка LibreOffice), а также сопровождение системы при необходимости обновлений; должен владеть базовыми навыками работы с командной строкой, редактированием конфигурационных файлов и установкой пакетов Python;</w:t>
+        <w:t xml:space="preserve"> — осуществляет первичное развёртывание системы (создание виртуального окружения Python, установка зависимостей, конфигурация ключей доступа к внешним сервисам, установка </w:t>
+      </w:r>
+      <w:proofErr w:type="spellStart"/>
+      <w:r>
+        <w:t>LibreOffice</w:t>
+      </w:r>
+      <w:proofErr w:type="spellEnd"/>
+      <w:r>
+        <w:t>), а также сопровождение системы при необходимости обновлений; должен владеть базовыми навыками работы с командной строкой, редактированием конфигурационных файлов и установкой пакетов Python;</w:t>
       </w:r>
     </w:p>
     <w:p>
@@ -2253,7 +2298,33 @@
         <w:jc w:val="both"/>
       </w:pPr>
       <w:r>
-        <w:t>в каталоге размещения программы создать виртуальное окружение командой py -3.11 -m venv .venv;</w:t>
+        <w:t xml:space="preserve">в каталоге размещения программы создать виртуальное окружение командой </w:t>
+      </w:r>
+      <w:proofErr w:type="spellStart"/>
+      <w:r>
+        <w:t>py</w:t>
+      </w:r>
+      <w:proofErr w:type="spellEnd"/>
+      <w:r>
+        <w:t xml:space="preserve"> -3.11 -m </w:t>
+      </w:r>
+      <w:proofErr w:type="spellStart"/>
+      <w:proofErr w:type="gramStart"/>
+      <w:r>
+        <w:t>venv</w:t>
+      </w:r>
+      <w:proofErr w:type="spellEnd"/>
+      <w:r>
+        <w:t xml:space="preserve"> .</w:t>
+      </w:r>
+      <w:proofErr w:type="spellStart"/>
+      <w:r>
+        <w:t>venv</w:t>
+      </w:r>
+      <w:proofErr w:type="spellEnd"/>
+      <w:proofErr w:type="gramEnd"/>
+      <w:r>
+        <w:t>;</w:t>
       </w:r>
     </w:p>
     <w:p>
@@ -2286,6 +2357,7 @@
         </w:rPr>
         <w:t xml:space="preserve"> </w:t>
       </w:r>
+      <w:proofErr w:type="gramStart"/>
       <w:r>
         <w:t>командой</w:t>
       </w:r>
@@ -2293,7 +2365,22 @@
         <w:rPr>
           <w:lang w:val="en-US"/>
         </w:rPr>
-        <w:t xml:space="preserve"> .venv\Scripts\activate (Windows) </w:t>
+        <w:t xml:space="preserve"> .</w:t>
+      </w:r>
+      <w:proofErr w:type="spellStart"/>
+      <w:r>
+        <w:rPr>
+          <w:lang w:val="en-US"/>
+        </w:rPr>
+        <w:t>venv</w:t>
+      </w:r>
+      <w:proofErr w:type="spellEnd"/>
+      <w:proofErr w:type="gramEnd"/>
+      <w:r>
+        <w:rPr>
+          <w:lang w:val="en-US"/>
+        </w:rPr>
+        <w:t xml:space="preserve">\Scripts\activate (Windows) </w:t>
       </w:r>
       <w:r>
         <w:t>либо</w:t>
@@ -2302,7 +2389,21 @@
         <w:rPr>
           <w:lang w:val="en-US"/>
         </w:rPr>
-        <w:t xml:space="preserve"> source .venv/bin/activate (Linux);</w:t>
+        <w:t xml:space="preserve"> source .</w:t>
+      </w:r>
+      <w:proofErr w:type="spellStart"/>
+      <w:r>
+        <w:rPr>
+          <w:lang w:val="en-US"/>
+        </w:rPr>
+        <w:t>venv</w:t>
+      </w:r>
+      <w:proofErr w:type="spellEnd"/>
+      <w:r>
+        <w:rPr>
+          <w:lang w:val="en-US"/>
+        </w:rPr>
+        <w:t>/bin/activate (Linux);</w:t>
       </w:r>
     </w:p>
     <w:p>
@@ -2351,7 +2452,21 @@
         <w:rPr>
           <w:lang w:val="en-US"/>
         </w:rPr>
-        <w:t xml:space="preserve"> python -m pip install --upgrade pip setuptools wheel;</w:t>
+        <w:t xml:space="preserve"> python -m pip install --upgrade pip </w:t>
+      </w:r>
+      <w:proofErr w:type="spellStart"/>
+      <w:r>
+        <w:rPr>
+          <w:lang w:val="en-US"/>
+        </w:rPr>
+        <w:t>setuptools</w:t>
+      </w:r>
+      <w:proofErr w:type="spellEnd"/>
+      <w:r>
+        <w:rPr>
+          <w:lang w:val="en-US"/>
+        </w:rPr>
+        <w:t xml:space="preserve"> wheel;</w:t>
       </w:r>
     </w:p>
     <w:p>
@@ -2364,7 +2479,23 @@
         <w:jc w:val="both"/>
       </w:pPr>
       <w:r>
-        <w:t>установить зависимости командой pip install -r requirements.txt;</w:t>
+        <w:t xml:space="preserve">установить зависимости командой </w:t>
+      </w:r>
+      <w:proofErr w:type="spellStart"/>
+      <w:r>
+        <w:t>pip</w:t>
+      </w:r>
+      <w:proofErr w:type="spellEnd"/>
+      <w:r>
+        <w:t xml:space="preserve"> </w:t>
+      </w:r>
+      <w:proofErr w:type="spellStart"/>
+      <w:r>
+        <w:t>install</w:t>
+      </w:r>
+      <w:proofErr w:type="spellEnd"/>
+      <w:r>
+        <w:t xml:space="preserve"> -r requirements.txt;</w:t>
       </w:r>
     </w:p>
     <w:p>
@@ -2377,7 +2508,31 @@
         <w:jc w:val="both"/>
       </w:pPr>
       <w:r>
-        <w:t>скопировать файл .env.example в .env и задать значения переменных OPENAI_API_KEY (ключ доступа к программному интерфейсу OpenAI) и CONVERTAPI_SECRET (ключ доступа к сервису преобразования PDF);</w:t>
+        <w:t xml:space="preserve">скопировать </w:t>
+      </w:r>
+      <w:proofErr w:type="gramStart"/>
+      <w:r>
+        <w:t>файл .</w:t>
+      </w:r>
+      <w:proofErr w:type="spellStart"/>
+      <w:r>
+        <w:t>env</w:t>
+      </w:r>
+      <w:proofErr w:type="gramEnd"/>
+      <w:r>
+        <w:t>.example</w:t>
+      </w:r>
+      <w:proofErr w:type="spellEnd"/>
+      <w:r>
+        <w:t xml:space="preserve"> в .</w:t>
+      </w:r>
+      <w:proofErr w:type="spellStart"/>
+      <w:r>
+        <w:t>env</w:t>
+      </w:r>
+      <w:proofErr w:type="spellEnd"/>
+      <w:r>
+        <w:t xml:space="preserve"> и задать значения переменных OPENAI_API_KEY (ключ доступа к программному интерфейсу OpenAI) и CONVERTAPI_SECRET (ключ доступа к сервису преобразования PDF);</w:t>
       </w:r>
     </w:p>
     <w:p>
@@ -2390,7 +2545,15 @@
         <w:jc w:val="both"/>
       </w:pPr>
       <w:r>
-        <w:t>установить LibreOffice (либо убедиться в наличии установленного Microsoft Word);</w:t>
+        <w:t xml:space="preserve">установить </w:t>
+      </w:r>
+      <w:proofErr w:type="spellStart"/>
+      <w:r>
+        <w:t>LibreOffice</w:t>
+      </w:r>
+      <w:proofErr w:type="spellEnd"/>
+      <w:r>
+        <w:t xml:space="preserve"> (либо убедиться в наличии установленного Microsoft Word);</w:t>
       </w:r>
     </w:p>
     <w:p>
@@ -2403,7 +2566,15 @@
         <w:jc w:val="both"/>
       </w:pPr>
       <w:r>
-        <w:t>при необходимости настроить выбор интерпретатора в IDE (через Ctrl + Shift + P → Python: Select Interpreter).</w:t>
+        <w:t xml:space="preserve">при необходимости настроить выбор интерпретатора в IDE (через Ctrl + Shift + P → Python: Select </w:t>
+      </w:r>
+      <w:proofErr w:type="spellStart"/>
+      <w:r>
+        <w:t>Interpreter</w:t>
+      </w:r>
+      <w:proofErr w:type="spellEnd"/>
+      <w:r>
+        <w:t>).</w:t>
       </w:r>
     </w:p>
     <w:p>
@@ -2411,7 +2582,15 @@
         <w:jc w:val="both"/>
       </w:pPr>
       <w:r>
-        <w:t xml:space="preserve">Запуск программы выполняется командой python main.py. После запуска открывается главное окно с тремя тематическими вкладками — </w:t>
+        <w:t xml:space="preserve">Запуск программы выполняется командой </w:t>
+      </w:r>
+      <w:proofErr w:type="spellStart"/>
+      <w:r>
+        <w:t>python</w:t>
+      </w:r>
+      <w:proofErr w:type="spellEnd"/>
+      <w:r>
+        <w:t xml:space="preserve"> main.py. После запуска открывается главное окно с тремя тематическими вкладками — </w:t>
       </w:r>
       <w:r>
         <w:rPr>
@@ -2526,7 +2705,15 @@
         <w:jc w:val="both"/>
       </w:pPr>
       <w:r>
-        <w:t>По завершении просмотреть результат на трёх суб-вкладках:</w:t>
+        <w:t xml:space="preserve">По завершении просмотреть результат на трёх </w:t>
+      </w:r>
+      <w:proofErr w:type="spellStart"/>
+      <w:r>
+        <w:t>суб</w:t>
+      </w:r>
+      <w:proofErr w:type="spellEnd"/>
+      <w:r>
+        <w:t>-вкладках:</w:t>
       </w:r>
     </w:p>
     <w:p>
@@ -2566,7 +2753,15 @@
         <w:t>UDDM</w:t>
       </w:r>
       <w:r>
-        <w:t xml:space="preserve"> — структура унифицированного представления документа в режимах HTML-вид и tree-вид;</w:t>
+        <w:t xml:space="preserve"> — структура унифицированного представления документа в режимах HTML-вид и </w:t>
+      </w:r>
+      <w:proofErr w:type="spellStart"/>
+      <w:r>
+        <w:t>tree</w:t>
+      </w:r>
+      <w:proofErr w:type="spellEnd"/>
+      <w:r>
+        <w:t>-вид;</w:t>
       </w:r>
     </w:p>
     <w:p>
@@ -2696,7 +2891,15 @@
         <w:jc w:val="both"/>
       </w:pPr>
       <w:r>
-        <w:t xml:space="preserve">Редактор чернового графа доступен на суб-вкладке </w:t>
+        <w:t xml:space="preserve">Редактор чернового графа доступен на </w:t>
+      </w:r>
+      <w:proofErr w:type="spellStart"/>
+      <w:r>
+        <w:t>суб</w:t>
+      </w:r>
+      <w:proofErr w:type="spellEnd"/>
+      <w:r>
+        <w:t xml:space="preserve">-вкладке </w:t>
       </w:r>
       <w:r>
         <w:rPr>
@@ -2764,7 +2967,15 @@
         <w:t>кнопка генерации значения через концепт</w:t>
       </w:r>
       <w:r>
-        <w:t xml:space="preserve">: пользователь выбирает соответствующий концепт онтологии и вводит значение в человекочитаемой форме, а система выполняет полный цикл — разбор, нормализацию, вычисление идентификатора индивида и автоматическое формирование идентифицирующих литералов; перед подтверждением замены показывается </w:t>
+        <w:t xml:space="preserve">: пользователь выбирает соответствующий концепт онтологии и вводит значение в </w:t>
+      </w:r>
+      <w:proofErr w:type="spellStart"/>
+      <w:r>
+        <w:t>человекочитаемой</w:t>
+      </w:r>
+      <w:proofErr w:type="spellEnd"/>
+      <w:r>
+        <w:t xml:space="preserve"> форме, а система выполняет полный цикл — разбор, нормализацию, вычисление идентификатора индивида и автоматическое формирование идентифицирующих литералов; перед подтверждением замены показывается </w:t>
       </w:r>
       <w:r>
         <w:rPr>
@@ -2824,7 +3035,23 @@
         <w:jc w:val="both"/>
       </w:pPr>
       <w:r>
-        <w:t>В тех случаях, когда некоторое знание из документа в принципе не покрывается шаблоном, пользователь может разместить рядом с документом самостоятельный файл supplementary_facts.ttl с произвольными RDF-фактами в формате Turtle. При следующем запуске стадии интеграции эти факты будут подмешаны к итоговому графу документа.</w:t>
+        <w:t xml:space="preserve">В тех случаях, когда некоторое знание из документа в принципе не покрывается шаблоном, пользователь может разместить рядом с документом самостоятельный файл </w:t>
+      </w:r>
+      <w:proofErr w:type="spellStart"/>
+      <w:r>
+        <w:t>supplementary_facts.ttl</w:t>
+      </w:r>
+      <w:proofErr w:type="spellEnd"/>
+      <w:r>
+        <w:t xml:space="preserve"> с произвольными RDF-фактами в формате </w:t>
+      </w:r>
+      <w:proofErr w:type="spellStart"/>
+      <w:r>
+        <w:t>Turtle</w:t>
+      </w:r>
+      <w:proofErr w:type="spellEnd"/>
+      <w:r>
+        <w:t>. При следующем запуске стадии интеграции эти факты будут подмешаны к итоговому графу документа.</w:t>
       </w:r>
     </w:p>
     <w:p>
@@ -3006,7 +3233,15 @@
       <w:bookmarkStart w:id="64" w:name="_Toc230206420"/>
       <w:bookmarkStart w:id="65" w:name="_Toc230430175"/>
       <w:r>
-        <w:t>3.8 Откат и переобработка документа</w:t>
+        <w:t xml:space="preserve">3.8 Откат и </w:t>
+      </w:r>
+      <w:proofErr w:type="spellStart"/>
+      <w:r>
+        <w:t>переобработка</w:t>
+      </w:r>
+      <w:proofErr w:type="spellEnd"/>
+      <w:r>
+        <w:t xml:space="preserve"> документа</w:t>
       </w:r>
       <w:bookmarkEnd w:id="63"/>
       <w:bookmarkEnd w:id="64"/>
@@ -3017,15 +3252,36 @@
         <w:jc w:val="both"/>
       </w:pPr>
       <w:r>
-        <w:t>Откат документа из общей модели выполняется на карточке документа кнопкой «Откатить» — все ассоциированные с документом факты удаляются из общей модели с автоматической пересборкой её состояния из истории документов. Документ остаётся в системе, но переводится в статус «откатан»; для его повторного включения в модель достаточно запустить конвейер с любой стадии.</w:t>
+        <w:t xml:space="preserve">Откат документа из общей модели выполняется на карточке документа кнопкой «Откатить» — все ассоциированные с документом факты удаляются из общей модели с автоматической </w:t>
+      </w:r>
+      <w:proofErr w:type="spellStart"/>
+      <w:r>
+        <w:t>пересборкой</w:t>
+      </w:r>
+      <w:proofErr w:type="spellEnd"/>
+      <w:r>
+        <w:t xml:space="preserve"> её состояния из истории документов. Документ остаётся в системе, но переводится в статус «откатан»; для его повторного включения в модель достаточно запустить конвейер с любой стадии.</w:t>
       </w:r>
     </w:p>
     <w:p>
       <w:pPr>
         <w:jc w:val="both"/>
       </w:pPr>
-      <w:r>
-        <w:t>Переобработка документа (например, после исправления шаблона или загрузки обновлённой версии исходного файла) реализована той же последовательностью «откатить — обработать заново» и поддерживается кнопкой «Сбросить и переобработать»; политики слияния с другими документами применяются заново с возможностью восстановления ранее вытесненных по дате фактов.</w:t>
+      <w:proofErr w:type="spellStart"/>
+      <w:r>
+        <w:t>Переобработка</w:t>
+      </w:r>
+      <w:proofErr w:type="spellEnd"/>
+      <w:r>
+        <w:t xml:space="preserve"> документа (например, после исправления шаблона или загрузки обновлённой версии исходного файла) реализована той же последовательностью «откатить — обработать заново» и поддерживается кнопкой «Сбросить и </w:t>
+      </w:r>
+      <w:proofErr w:type="spellStart"/>
+      <w:r>
+        <w:t>переобработать</w:t>
+      </w:r>
+      <w:proofErr w:type="spellEnd"/>
+      <w:r>
+        <w:t>»; политики слияния с другими документами применяются заново с возможностью восстановления ранее вытесненных по дате фактов.</w:t>
       </w:r>
     </w:p>
     <w:p>
@@ -3047,7 +3303,15 @@
         <w:jc w:val="both"/>
       </w:pPr>
       <w:r>
-        <w:t>Завершение работы программы выполняется штатным закрытием главного окна приложения. Все промежуточные результаты и пользовательские правки автоматически сохранены в каталоге .data/ в персистентном виде и будут доступны при следующем запуске.</w:t>
+        <w:t>Завершение работы программы выполняется штатным закрытием главного окна приложения. Все промежуточные результаты и пользовательские правки автоматически сохранены в каталоге .</w:t>
+      </w:r>
+      <w:proofErr w:type="spellStart"/>
+      <w:r>
+        <w:t>data</w:t>
+      </w:r>
+      <w:proofErr w:type="spellEnd"/>
+      <w:r>
+        <w:t>/ в персистентном виде и будут доступны при следующем запуске.</w:t>
       </w:r>
     </w:p>
     <w:p>
@@ -3158,7 +3422,23 @@
         <w:t>Журнал работы приложения</w:t>
       </w:r>
       <w:r>
-        <w:t xml:space="preserve"> (.data/logs/app.log) — текстовый файл, содержащий записи о каждом запуске стадии конвейера, обо всех событиях слияния с общей моделью, об ошибках и предупреждениях. Предназначен для технического специалиста при расследовании проблем.</w:t>
+        <w:t xml:space="preserve"> (.</w:t>
+      </w:r>
+      <w:proofErr w:type="spellStart"/>
+      <w:r>
+        <w:t>data</w:t>
+      </w:r>
+      <w:proofErr w:type="spellEnd"/>
+      <w:r>
+        <w:t>/</w:t>
+      </w:r>
+      <w:proofErr w:type="spellStart"/>
+      <w:r>
+        <w:t>logs</w:t>
+      </w:r>
+      <w:proofErr w:type="spellEnd"/>
+      <w:r>
+        <w:t>/app.log) — текстовый файл, содержащий записи о каждом запуске стадии конвейера, обо всех событиях слияния с общей моделью, об ошибках и предупреждениях. Предназначен для технического специалиста при расследовании проблем.</w:t>
       </w:r>
     </w:p>
     <w:p>
@@ -3173,7 +3453,23 @@
         <w:t>Журнал обращений к большой языковой модели</w:t>
       </w:r>
       <w:r>
-        <w:t xml:space="preserve"> (.data/logs/agents.log) — отдельный текстовый файл, содержащий полные тексты системного и </w:t>
+        <w:t xml:space="preserve"> (.</w:t>
+      </w:r>
+      <w:proofErr w:type="spellStart"/>
+      <w:r>
+        <w:t>data</w:t>
+      </w:r>
+      <w:proofErr w:type="spellEnd"/>
+      <w:r>
+        <w:t>/</w:t>
+      </w:r>
+      <w:proofErr w:type="spellStart"/>
+      <w:r>
+        <w:t>logs</w:t>
+      </w:r>
+      <w:proofErr w:type="spellEnd"/>
+      <w:r>
+        <w:t xml:space="preserve">/agents.log) — отдельный текстовый файл, содержащий полные тексты системного и </w:t>
       </w:r>
       <w:r>
         <w:lastRenderedPageBreak/>
@@ -3192,7 +3488,20 @@
         <w:t>Отчёт о слиянии документа</w:t>
       </w:r>
       <w:r>
-        <w:t xml:space="preserve"> (ontology_merge_report.json в каталоге документа) — структурированный отчёт о фактах, добавленных, заменённых и отклонённых при последнем слиянии документа с общей моделью. Используется при разборе несоответствий ожиданий пользователя и фактического содержания модели.</w:t>
+        <w:t xml:space="preserve"> (</w:t>
+      </w:r>
+      <w:proofErr w:type="spellStart"/>
+      <w:r>
+        <w:t>ontology_merge_</w:t>
+      </w:r>
+      <w:proofErr w:type="gramStart"/>
+      <w:r>
+        <w:t>report.json</w:t>
+      </w:r>
+      <w:proofErr w:type="spellEnd"/>
+      <w:proofErr w:type="gramEnd"/>
+      <w:r>
+        <w:t xml:space="preserve"> в каталоге документа) — структурированный отчёт о фактах, добавленных, заменённых и отклонённых при последнем слиянии документа с общей моделью. Используется при разборе несоответствий ожиданий пользователя и фактического содержания модели.</w:t>
       </w:r>
     </w:p>
     <w:p>
@@ -3318,6 +3627,7 @@
                 <w:color w:val="auto"/>
               </w:rPr>
             </w:pPr>
+            <w:proofErr w:type="spellStart"/>
             <w:r>
               <w:rPr>
                 <w:rFonts w:eastAsia="Times New Roman"/>
@@ -3325,6 +3635,7 @@
               </w:rPr>
               <w:t>Лист</w:t>
             </w:r>
+            <w:proofErr w:type="spellEnd"/>
             <w:r>
               <w:rPr>
                 <w:rFonts w:eastAsia="Times New Roman"/>
@@ -3333,6 +3644,7 @@
               </w:rPr>
               <w:t xml:space="preserve"> </w:t>
             </w:r>
+            <w:proofErr w:type="spellStart"/>
             <w:r>
               <w:rPr>
                 <w:rFonts w:eastAsia="Times New Roman"/>
@@ -3340,6 +3652,7 @@
               </w:rPr>
               <w:t>регистрации</w:t>
             </w:r>
+            <w:proofErr w:type="spellEnd"/>
             <w:r>
               <w:rPr>
                 <w:rFonts w:eastAsia="Times New Roman"/>
@@ -3348,6 +3661,7 @@
               </w:rPr>
               <w:t xml:space="preserve"> </w:t>
             </w:r>
+            <w:proofErr w:type="spellStart"/>
             <w:r>
               <w:rPr>
                 <w:rFonts w:eastAsia="Times New Roman"/>
@@ -3356,6 +3670,7 @@
               </w:rPr>
               <w:t>изменений</w:t>
             </w:r>
+            <w:proofErr w:type="spellEnd"/>
           </w:p>
         </w:tc>
       </w:tr>
@@ -3385,6 +3700,7 @@
                 <w:sz w:val="20"/>
               </w:rPr>
             </w:pPr>
+            <w:proofErr w:type="spellStart"/>
             <w:r>
               <w:rPr>
                 <w:rFonts w:eastAsia="Times New Roman"/>
@@ -3393,6 +3709,26 @@
               </w:rPr>
               <w:t>Номера</w:t>
             </w:r>
+            <w:proofErr w:type="spellEnd"/>
+            <w:r>
+              <w:rPr>
+                <w:rFonts w:eastAsia="Times New Roman"/>
+                <w:color w:val="auto"/>
+                <w:spacing w:val="-11"/>
+                <w:sz w:val="20"/>
+              </w:rPr>
+              <w:t xml:space="preserve"> </w:t>
+            </w:r>
+            <w:proofErr w:type="spellStart"/>
+            <w:r>
+              <w:rPr>
+                <w:rFonts w:eastAsia="Times New Roman"/>
+                <w:color w:val="auto"/>
+                <w:sz w:val="20"/>
+              </w:rPr>
+              <w:t>листов</w:t>
+            </w:r>
+            <w:proofErr w:type="spellEnd"/>
             <w:r>
               <w:rPr>
                 <w:rFonts w:eastAsia="Times New Roman"/>
@@ -3406,16 +3742,82 @@
               <w:rPr>
                 <w:rFonts w:eastAsia="Times New Roman"/>
                 <w:color w:val="auto"/>
+                <w:spacing w:val="-2"/>
                 <w:sz w:val="20"/>
               </w:rPr>
-              <w:t>листов</w:t>
+              <w:t>(</w:t>
+            </w:r>
+            <w:proofErr w:type="spellStart"/>
+            <w:r>
+              <w:rPr>
+                <w:rFonts w:eastAsia="Times New Roman"/>
+                <w:color w:val="auto"/>
+                <w:spacing w:val="-2"/>
+                <w:sz w:val="20"/>
+              </w:rPr>
+              <w:t>страниц</w:t>
+            </w:r>
+            <w:proofErr w:type="spellEnd"/>
+            <w:r>
+              <w:rPr>
+                <w:rFonts w:eastAsia="Times New Roman"/>
+                <w:color w:val="auto"/>
+                <w:spacing w:val="-2"/>
+                <w:sz w:val="20"/>
+              </w:rPr>
+              <w:t>)</w:t>
+            </w:r>
+          </w:p>
+        </w:tc>
+        <w:tc>
+          <w:tcPr>
+            <w:tcW w:w="1068" w:type="dxa"/>
+            <w:vMerge w:val="restart"/>
+            <w:tcBorders>
+              <w:top w:val="single" w:sz="6" w:space="0" w:color="000000"/>
+              <w:left w:val="single" w:sz="6" w:space="0" w:color="000000"/>
+              <w:bottom w:val="single" w:sz="6" w:space="0" w:color="000000"/>
+              <w:right w:val="single" w:sz="6" w:space="0" w:color="000000"/>
+            </w:tcBorders>
+            <w:hideMark/>
+          </w:tcPr>
+          <w:p>
+            <w:pPr>
+              <w:ind w:left="50" w:right="36" w:hanging="1"/>
+              <w:jc w:val="center"/>
+              <w:rPr>
+                <w:rFonts w:eastAsia="Times New Roman"/>
+                <w:color w:val="auto"/>
+                <w:sz w:val="20"/>
+                <w:lang w:val="ru-RU"/>
+              </w:rPr>
+            </w:pPr>
+            <w:r>
+              <w:rPr>
+                <w:rFonts w:eastAsia="Times New Roman"/>
+                <w:color w:val="auto"/>
+                <w:spacing w:val="-2"/>
+                <w:sz w:val="20"/>
+                <w:lang w:val="ru-RU"/>
+              </w:rPr>
+              <w:t xml:space="preserve">Всего листов </w:t>
             </w:r>
             <w:r>
               <w:rPr>
                 <w:rFonts w:eastAsia="Times New Roman"/>
                 <w:color w:val="auto"/>
-                <w:spacing w:val="-11"/>
                 <w:sz w:val="20"/>
+                <w:lang w:val="ru-RU"/>
+              </w:rPr>
+              <w:t>(страниц)</w:t>
+            </w:r>
+            <w:r>
+              <w:rPr>
+                <w:rFonts w:eastAsia="Times New Roman"/>
+                <w:color w:val="auto"/>
+                <w:spacing w:val="-13"/>
+                <w:sz w:val="20"/>
+                <w:lang w:val="ru-RU"/>
               </w:rPr>
               <w:t xml:space="preserve"> </w:t>
             </w:r>
@@ -3423,36 +3825,11 @@
               <w:rPr>
                 <w:rFonts w:eastAsia="Times New Roman"/>
                 <w:color w:val="auto"/>
-                <w:spacing w:val="-2"/>
-                <w:sz w:val="20"/>
-              </w:rPr>
-              <w:t>(страниц)</w:t>
-            </w:r>
-          </w:p>
-        </w:tc>
-        <w:tc>
-          <w:tcPr>
-            <w:tcW w:w="1068" w:type="dxa"/>
-            <w:vMerge w:val="restart"/>
-            <w:tcBorders>
-              <w:top w:val="single" w:sz="6" w:space="0" w:color="000000"/>
-              <w:left w:val="single" w:sz="6" w:space="0" w:color="000000"/>
-              <w:bottom w:val="single" w:sz="6" w:space="0" w:color="000000"/>
-              <w:right w:val="single" w:sz="6" w:space="0" w:color="000000"/>
-            </w:tcBorders>
-            <w:hideMark/>
-          </w:tcPr>
-          <w:p>
-            <w:pPr>
-              <w:ind w:left="50" w:right="36" w:hanging="1"/>
-              <w:jc w:val="center"/>
-              <w:rPr>
-                <w:rFonts w:eastAsia="Times New Roman"/>
-                <w:color w:val="auto"/>
                 <w:sz w:val="20"/>
                 <w:lang w:val="ru-RU"/>
               </w:rPr>
-            </w:pPr>
+              <w:t xml:space="preserve">в </w:t>
+            </w:r>
             <w:r>
               <w:rPr>
                 <w:rFonts w:eastAsia="Times New Roman"/>
@@ -3461,24 +3838,121 @@
                 <w:sz w:val="20"/>
                 <w:lang w:val="ru-RU"/>
               </w:rPr>
-              <w:t xml:space="preserve">Всего листов </w:t>
+              <w:t>документе</w:t>
+            </w:r>
+          </w:p>
+        </w:tc>
+        <w:tc>
+          <w:tcPr>
+            <w:tcW w:w="720" w:type="dxa"/>
+            <w:vMerge w:val="restart"/>
+            <w:tcBorders>
+              <w:top w:val="single" w:sz="6" w:space="0" w:color="000000"/>
+              <w:left w:val="single" w:sz="6" w:space="0" w:color="000000"/>
+              <w:bottom w:val="single" w:sz="6" w:space="0" w:color="000000"/>
+              <w:right w:val="single" w:sz="6" w:space="0" w:color="000000"/>
+            </w:tcBorders>
+            <w:hideMark/>
+          </w:tcPr>
+          <w:p>
+            <w:pPr>
+              <w:ind w:left="53" w:right="40" w:firstLine="3"/>
+              <w:jc w:val="center"/>
+              <w:rPr>
+                <w:rFonts w:eastAsia="Times New Roman"/>
+                <w:color w:val="auto"/>
+                <w:sz w:val="20"/>
+              </w:rPr>
+            </w:pPr>
+            <w:r>
+              <w:rPr>
+                <w:rFonts w:eastAsia="Times New Roman"/>
+                <w:color w:val="auto"/>
+                <w:spacing w:val="-10"/>
+                <w:sz w:val="20"/>
+              </w:rPr>
+              <w:t>№</w:t>
             </w:r>
             <w:r>
               <w:rPr>
                 <w:rFonts w:eastAsia="Times New Roman"/>
                 <w:color w:val="auto"/>
+                <w:spacing w:val="-4"/>
                 <w:sz w:val="20"/>
-                <w:lang w:val="ru-RU"/>
-              </w:rPr>
-              <w:t>(страниц)</w:t>
+              </w:rPr>
+              <w:t xml:space="preserve"> </w:t>
             </w:r>
+            <w:proofErr w:type="spellStart"/>
             <w:r>
               <w:rPr>
                 <w:rFonts w:eastAsia="Times New Roman"/>
                 <w:color w:val="auto"/>
-                <w:spacing w:val="-13"/>
+                <w:spacing w:val="-4"/>
                 <w:sz w:val="20"/>
-                <w:lang w:val="ru-RU"/>
+              </w:rPr>
+              <w:t>докуме</w:t>
+            </w:r>
+            <w:proofErr w:type="spellEnd"/>
+            <w:r>
+              <w:rPr>
+                <w:rFonts w:eastAsia="Times New Roman"/>
+                <w:color w:val="auto"/>
+                <w:spacing w:val="-4"/>
+                <w:sz w:val="20"/>
+              </w:rPr>
+              <w:t xml:space="preserve"> </w:t>
+            </w:r>
+            <w:proofErr w:type="spellStart"/>
+            <w:r>
+              <w:rPr>
+                <w:rFonts w:eastAsia="Times New Roman"/>
+                <w:color w:val="auto"/>
+                <w:spacing w:val="-4"/>
+                <w:sz w:val="20"/>
+              </w:rPr>
+              <w:t>нта</w:t>
+            </w:r>
+            <w:proofErr w:type="spellEnd"/>
+          </w:p>
+        </w:tc>
+        <w:tc>
+          <w:tcPr>
+            <w:tcW w:w="1261" w:type="dxa"/>
+            <w:vMerge w:val="restart"/>
+            <w:tcBorders>
+              <w:top w:val="single" w:sz="6" w:space="0" w:color="000000"/>
+              <w:left w:val="single" w:sz="6" w:space="0" w:color="000000"/>
+              <w:bottom w:val="single" w:sz="6" w:space="0" w:color="000000"/>
+              <w:right w:val="single" w:sz="6" w:space="0" w:color="000000"/>
+            </w:tcBorders>
+            <w:hideMark/>
+          </w:tcPr>
+          <w:p>
+            <w:pPr>
+              <w:ind w:left="43" w:right="33" w:firstLine="4"/>
+              <w:jc w:val="center"/>
+              <w:rPr>
+                <w:rFonts w:eastAsia="Times New Roman"/>
+                <w:color w:val="auto"/>
+                <w:sz w:val="20"/>
+              </w:rPr>
+            </w:pPr>
+            <w:proofErr w:type="spellStart"/>
+            <w:r>
+              <w:rPr>
+                <w:rFonts w:eastAsia="Times New Roman"/>
+                <w:color w:val="auto"/>
+                <w:sz w:val="20"/>
+              </w:rPr>
+              <w:t>Входящий</w:t>
+            </w:r>
+            <w:proofErr w:type="spellEnd"/>
+            <w:r>
+              <w:rPr>
+                <w:rFonts w:eastAsia="Times New Roman"/>
+                <w:color w:val="auto"/>
+                <w:spacing w:val="-11"/>
+                <w:sz w:val="20"/>
               </w:rPr>
               <w:t xml:space="preserve"> </w:t>
             </w:r>
@@ -3487,25 +3961,65 @@
                 <w:rFonts w:eastAsia="Times New Roman"/>
                 <w:color w:val="auto"/>
                 <w:sz w:val="20"/>
-                <w:lang w:val="ru-RU"/>
-              </w:rPr>
-              <w:t xml:space="preserve">в </w:t>
+              </w:rPr>
+              <w:t xml:space="preserve">№ </w:t>
             </w:r>
+            <w:proofErr w:type="spellStart"/>
             <w:r>
               <w:rPr>
                 <w:rFonts w:eastAsia="Times New Roman"/>
                 <w:color w:val="auto"/>
                 <w:spacing w:val="-2"/>
                 <w:sz w:val="20"/>
-                <w:lang w:val="ru-RU"/>
-              </w:rPr>
-              <w:t>документе</w:t>
+              </w:rPr>
+              <w:t>сопроводител</w:t>
             </w:r>
-          </w:p>
-        </w:tc>
-        <w:tc>
-          <w:tcPr>
-            <w:tcW w:w="720" w:type="dxa"/>
+            <w:proofErr w:type="spellEnd"/>
+            <w:r>
+              <w:rPr>
+                <w:rFonts w:eastAsia="Times New Roman"/>
+                <w:color w:val="auto"/>
+                <w:spacing w:val="-2"/>
+                <w:sz w:val="20"/>
+              </w:rPr>
+              <w:t xml:space="preserve"> </w:t>
+            </w:r>
+            <w:proofErr w:type="spellStart"/>
+            <w:r>
+              <w:rPr>
+                <w:rFonts w:eastAsia="Times New Roman"/>
+                <w:color w:val="auto"/>
+                <w:spacing w:val="-2"/>
+                <w:sz w:val="20"/>
+              </w:rPr>
+              <w:t>ьного</w:t>
+            </w:r>
+            <w:proofErr w:type="spellEnd"/>
+            <w:r>
+              <w:rPr>
+                <w:rFonts w:eastAsia="Times New Roman"/>
+                <w:color w:val="auto"/>
+                <w:spacing w:val="-2"/>
+                <w:sz w:val="20"/>
+              </w:rPr>
+              <w:t xml:space="preserve"> </w:t>
+            </w:r>
+            <w:proofErr w:type="spellStart"/>
+            <w:r>
+              <w:rPr>
+                <w:rFonts w:eastAsia="Times New Roman"/>
+                <w:color w:val="auto"/>
+                <w:spacing w:val="-2"/>
+                <w:sz w:val="20"/>
+              </w:rPr>
+              <w:t>документа</w:t>
+            </w:r>
+            <w:proofErr w:type="spellEnd"/>
+          </w:p>
+        </w:tc>
+        <w:tc>
+          <w:tcPr>
+            <w:tcW w:w="992" w:type="dxa"/>
             <w:vMerge w:val="restart"/>
             <w:tcBorders>
               <w:top w:val="single" w:sz="6" w:space="0" w:color="000000"/>
@@ -3517,23 +4031,50 @@
           </w:tcPr>
           <w:p>
             <w:pPr>
-              <w:ind w:left="53" w:right="40" w:firstLine="3"/>
-              <w:jc w:val="center"/>
+              <w:spacing w:line="240" w:lineRule="auto"/>
+              <w:ind w:left="124" w:firstLine="0"/>
               <w:rPr>
                 <w:rFonts w:eastAsia="Times New Roman"/>
                 <w:color w:val="auto"/>
                 <w:sz w:val="20"/>
               </w:rPr>
             </w:pPr>
+            <w:proofErr w:type="spellStart"/>
             <w:r>
               <w:rPr>
                 <w:rFonts w:eastAsia="Times New Roman"/>
                 <w:color w:val="auto"/>
-                <w:spacing w:val="-10"/>
+                <w:spacing w:val="-2"/>
                 <w:sz w:val="20"/>
               </w:rPr>
-              <w:t>№</w:t>
+              <w:t>Подпись</w:t>
             </w:r>
+            <w:proofErr w:type="spellEnd"/>
+          </w:p>
+        </w:tc>
+        <w:tc>
+          <w:tcPr>
+            <w:tcW w:w="618" w:type="dxa"/>
+            <w:vMerge w:val="restart"/>
+            <w:tcBorders>
+              <w:top w:val="single" w:sz="6" w:space="0" w:color="000000"/>
+              <w:left w:val="single" w:sz="6" w:space="0" w:color="000000"/>
+              <w:bottom w:val="single" w:sz="6" w:space="0" w:color="000000"/>
+              <w:right w:val="single" w:sz="6" w:space="0" w:color="000000"/>
+            </w:tcBorders>
+            <w:hideMark/>
+          </w:tcPr>
+          <w:p>
+            <w:pPr>
+              <w:spacing w:line="240" w:lineRule="auto"/>
+              <w:ind w:left="107" w:firstLine="0"/>
+              <w:rPr>
+                <w:rFonts w:eastAsia="Times New Roman"/>
+                <w:color w:val="auto"/>
+                <w:sz w:val="20"/>
+              </w:rPr>
+            </w:pPr>
+            <w:proofErr w:type="spellStart"/>
             <w:r>
               <w:rPr>
                 <w:rFonts w:eastAsia="Times New Roman"/>
@@ -3541,132 +4082,9 @@
                 <w:spacing w:val="-4"/>
                 <w:sz w:val="20"/>
               </w:rPr>
-              <w:t xml:space="preserve"> докуме нта</w:t>
-            </w:r>
-          </w:p>
-        </w:tc>
-        <w:tc>
-          <w:tcPr>
-            <w:tcW w:w="1261" w:type="dxa"/>
-            <w:vMerge w:val="restart"/>
-            <w:tcBorders>
-              <w:top w:val="single" w:sz="6" w:space="0" w:color="000000"/>
-              <w:left w:val="single" w:sz="6" w:space="0" w:color="000000"/>
-              <w:bottom w:val="single" w:sz="6" w:space="0" w:color="000000"/>
-              <w:right w:val="single" w:sz="6" w:space="0" w:color="000000"/>
-            </w:tcBorders>
-            <w:hideMark/>
-          </w:tcPr>
-          <w:p>
-            <w:pPr>
-              <w:ind w:left="43" w:right="33" w:firstLine="4"/>
-              <w:jc w:val="center"/>
-              <w:rPr>
-                <w:rFonts w:eastAsia="Times New Roman"/>
-                <w:color w:val="auto"/>
-                <w:sz w:val="20"/>
-              </w:rPr>
-            </w:pPr>
-            <w:r>
-              <w:rPr>
-                <w:rFonts w:eastAsia="Times New Roman"/>
-                <w:color w:val="auto"/>
-                <w:sz w:val="20"/>
-              </w:rPr>
-              <w:t>Входящий</w:t>
-            </w:r>
-            <w:r>
-              <w:rPr>
-                <w:rFonts w:eastAsia="Times New Roman"/>
-                <w:color w:val="auto"/>
-                <w:spacing w:val="-11"/>
-                <w:sz w:val="20"/>
-              </w:rPr>
-              <w:t xml:space="preserve"> </w:t>
-            </w:r>
-            <w:r>
-              <w:rPr>
-                <w:rFonts w:eastAsia="Times New Roman"/>
-                <w:color w:val="auto"/>
-                <w:sz w:val="20"/>
-              </w:rPr>
-              <w:t xml:space="preserve">№ </w:t>
-            </w:r>
-            <w:r>
-              <w:rPr>
-                <w:rFonts w:eastAsia="Times New Roman"/>
-                <w:color w:val="auto"/>
-                <w:spacing w:val="-2"/>
-                <w:sz w:val="20"/>
-              </w:rPr>
-              <w:t>сопроводител ьного документа</w:t>
-            </w:r>
-          </w:p>
-        </w:tc>
-        <w:tc>
-          <w:tcPr>
-            <w:tcW w:w="992" w:type="dxa"/>
-            <w:vMerge w:val="restart"/>
-            <w:tcBorders>
-              <w:top w:val="single" w:sz="6" w:space="0" w:color="000000"/>
-              <w:left w:val="single" w:sz="6" w:space="0" w:color="000000"/>
-              <w:bottom w:val="single" w:sz="6" w:space="0" w:color="000000"/>
-              <w:right w:val="single" w:sz="6" w:space="0" w:color="000000"/>
-            </w:tcBorders>
-            <w:hideMark/>
-          </w:tcPr>
-          <w:p>
-            <w:pPr>
-              <w:spacing w:line="240" w:lineRule="auto"/>
-              <w:ind w:left="124" w:firstLine="0"/>
-              <w:rPr>
-                <w:rFonts w:eastAsia="Times New Roman"/>
-                <w:color w:val="auto"/>
-                <w:sz w:val="20"/>
-              </w:rPr>
-            </w:pPr>
-            <w:r>
-              <w:rPr>
-                <w:rFonts w:eastAsia="Times New Roman"/>
-                <w:color w:val="auto"/>
-                <w:spacing w:val="-2"/>
-                <w:sz w:val="20"/>
-              </w:rPr>
-              <w:t>Подпись</w:t>
-            </w:r>
-          </w:p>
-        </w:tc>
-        <w:tc>
-          <w:tcPr>
-            <w:tcW w:w="618" w:type="dxa"/>
-            <w:vMerge w:val="restart"/>
-            <w:tcBorders>
-              <w:top w:val="single" w:sz="6" w:space="0" w:color="000000"/>
-              <w:left w:val="single" w:sz="6" w:space="0" w:color="000000"/>
-              <w:bottom w:val="single" w:sz="6" w:space="0" w:color="000000"/>
-              <w:right w:val="single" w:sz="6" w:space="0" w:color="000000"/>
-            </w:tcBorders>
-            <w:hideMark/>
-          </w:tcPr>
-          <w:p>
-            <w:pPr>
-              <w:spacing w:line="240" w:lineRule="auto"/>
-              <w:ind w:left="107" w:firstLine="0"/>
-              <w:rPr>
-                <w:rFonts w:eastAsia="Times New Roman"/>
-                <w:color w:val="auto"/>
-                <w:sz w:val="20"/>
-              </w:rPr>
-            </w:pPr>
-            <w:r>
-              <w:rPr>
-                <w:rFonts w:eastAsia="Times New Roman"/>
-                <w:color w:val="auto"/>
-                <w:spacing w:val="-4"/>
-                <w:sz w:val="20"/>
-              </w:rPr>
               <w:t>Дата</w:t>
             </w:r>
+            <w:proofErr w:type="spellEnd"/>
           </w:p>
         </w:tc>
       </w:tr>
@@ -3695,6 +4113,7 @@
                 <w:sz w:val="20"/>
               </w:rPr>
             </w:pPr>
+            <w:proofErr w:type="spellStart"/>
             <w:r>
               <w:rPr>
                 <w:rFonts w:eastAsia="Times New Roman"/>
@@ -3702,7 +4121,17 @@
                 <w:spacing w:val="-4"/>
                 <w:sz w:val="20"/>
               </w:rPr>
-              <w:t xml:space="preserve">Номе </w:t>
+              <w:t>Номе</w:t>
+            </w:r>
+            <w:proofErr w:type="spellEnd"/>
+            <w:r>
+              <w:rPr>
+                <w:rFonts w:eastAsia="Times New Roman"/>
+                <w:color w:val="auto"/>
+                <w:spacing w:val="-4"/>
+                <w:sz w:val="20"/>
+              </w:rPr>
+              <w:t xml:space="preserve"> </w:t>
             </w:r>
             <w:r>
               <w:rPr>
@@ -3720,7 +4149,27 @@
                 <w:spacing w:val="-4"/>
                 <w:sz w:val="20"/>
               </w:rPr>
-              <w:t xml:space="preserve"> Изм.</w:t>
+              <w:t xml:space="preserve"> </w:t>
+            </w:r>
+            <w:proofErr w:type="spellStart"/>
+            <w:r>
+              <w:rPr>
+                <w:rFonts w:eastAsia="Times New Roman"/>
+                <w:color w:val="auto"/>
+                <w:spacing w:val="-4"/>
+                <w:sz w:val="20"/>
+              </w:rPr>
+              <w:t>Изм</w:t>
+            </w:r>
+            <w:proofErr w:type="spellEnd"/>
+            <w:r>
+              <w:rPr>
+                <w:rFonts w:eastAsia="Times New Roman"/>
+                <w:color w:val="auto"/>
+                <w:spacing w:val="-4"/>
+                <w:sz w:val="20"/>
+              </w:rPr>
+              <w:t>.</w:t>
             </w:r>
           </w:p>
         </w:tc>
@@ -3745,6 +4194,7 @@
                 <w:sz w:val="20"/>
               </w:rPr>
             </w:pPr>
+            <w:proofErr w:type="spellStart"/>
             <w:r>
               <w:rPr>
                 <w:rFonts w:eastAsia="Times New Roman"/>
@@ -3754,6 +4204,7 @@
               </w:rPr>
               <w:t>измененных</w:t>
             </w:r>
+            <w:proofErr w:type="spellEnd"/>
           </w:p>
         </w:tc>
         <w:tc>
@@ -3776,6 +4227,7 @@
                 <w:sz w:val="20"/>
               </w:rPr>
             </w:pPr>
+            <w:proofErr w:type="spellStart"/>
             <w:r>
               <w:rPr>
                 <w:rFonts w:eastAsia="Times New Roman"/>
@@ -3783,8 +4235,19 @@
                 <w:spacing w:val="-2"/>
                 <w:sz w:val="20"/>
               </w:rPr>
-              <w:t xml:space="preserve">замененн </w:t>
+              <w:t>замененн</w:t>
             </w:r>
+            <w:proofErr w:type="spellEnd"/>
+            <w:r>
+              <w:rPr>
+                <w:rFonts w:eastAsia="Times New Roman"/>
+                <w:color w:val="auto"/>
+                <w:spacing w:val="-2"/>
+                <w:sz w:val="20"/>
+              </w:rPr>
+              <w:t xml:space="preserve"> </w:t>
+            </w:r>
+            <w:proofErr w:type="spellStart"/>
             <w:r>
               <w:rPr>
                 <w:rFonts w:eastAsia="Times New Roman"/>
@@ -3794,6 +4257,7 @@
               </w:rPr>
               <w:t>ых</w:t>
             </w:r>
+            <w:proofErr w:type="spellEnd"/>
           </w:p>
         </w:tc>
         <w:tc>
@@ -3817,6 +4281,7 @@
                 <w:sz w:val="20"/>
               </w:rPr>
             </w:pPr>
+            <w:proofErr w:type="spellStart"/>
             <w:r>
               <w:rPr>
                 <w:rFonts w:eastAsia="Times New Roman"/>
@@ -3826,6 +4291,7 @@
               </w:rPr>
               <w:t>новых</w:t>
             </w:r>
+            <w:proofErr w:type="spellEnd"/>
           </w:p>
         </w:tc>
         <w:tc>
@@ -3848,6 +4314,7 @@
                 <w:sz w:val="20"/>
               </w:rPr>
             </w:pPr>
+            <w:proofErr w:type="spellStart"/>
             <w:r>
               <w:rPr>
                 <w:rFonts w:eastAsia="Times New Roman"/>
@@ -3855,8 +4322,29 @@
                 <w:spacing w:val="-4"/>
                 <w:sz w:val="20"/>
               </w:rPr>
-              <w:t>аннулирова нных</w:t>
+              <w:t>аннулирова</w:t>
             </w:r>
+            <w:proofErr w:type="spellEnd"/>
+            <w:r>
+              <w:rPr>
+                <w:rFonts w:eastAsia="Times New Roman"/>
+                <w:color w:val="auto"/>
+                <w:spacing w:val="-4"/>
+                <w:sz w:val="20"/>
+              </w:rPr>
+              <w:t xml:space="preserve"> </w:t>
+            </w:r>
+            <w:proofErr w:type="spellStart"/>
+            <w:r>
+              <w:rPr>
+                <w:rFonts w:eastAsia="Times New Roman"/>
+                <w:color w:val="auto"/>
+                <w:spacing w:val="-4"/>
+                <w:sz w:val="20"/>
+              </w:rPr>
+              <w:t>нных</w:t>
+            </w:r>
+            <w:proofErr w:type="spellEnd"/>
           </w:p>
         </w:tc>
         <w:tc>
@@ -5576,7 +6064,7 @@
       <w:footerReference w:type="default" r:id="rId8"/>
       <w:pgSz w:w="11906" w:h="16838"/>
       <w:pgMar w:top="1134" w:right="567" w:bottom="1134" w:left="1701" w:header="709" w:footer="709" w:gutter="0"/>
-      <w:pgNumType w:start="80"/>
+      <w:pgNumType w:start="78"/>
       <w:cols w:space="708"/>
       <w:docGrid w:linePitch="381"/>
     </w:sectPr>
